--- a/data/rag_data/Вопросы по пульсу.docx
+++ b/data/rag_data/Вопросы по пульсу.docx
@@ -1,20 +1,17 @@
 
 <file path=word/document.xml><?xml version="1.0" encoding="utf-8"?>
-<w:document xmlns:wpc="http://schemas.microsoft.com/office/word/2010/wordprocessingCanvas" xmlns:cx="http://schemas.microsoft.com/office/drawing/2014/chartex" xmlns:cx1="http://schemas.microsoft.com/office/drawing/2015/9/8/chartex" xmlns:cx2="http://schemas.microsoft.com/office/drawing/2015/10/21/chartex" xmlns:cx3="http://schemas.microsoft.com/office/drawing/2016/5/9/chartex" xmlns:cx4="http://schemas.microsoft.com/office/drawing/2016/5/10/chartex" xmlns:cx5="http://schemas.microsoft.com/office/drawing/2016/5/11/chartex" xmlns:cx6="http://schemas.microsoft.com/office/drawing/2016/5/12/chartex" xmlns:cx7="http://schemas.microsoft.com/office/drawing/2016/5/13/chartex" xmlns:cx8="http://schemas.microsoft.com/office/drawing/2016/5/14/chartex" xmlns:mc="http://schemas.openxmlformats.org/markup-compatibility/2006" xmlns:aink="http://schemas.microsoft.com/office/drawing/2016/ink" xmlns:am3d="http://schemas.microsoft.com/office/drawing/2017/model3d" xmlns:o="urn:schemas-microsoft-com:office:office" xmlns:oel="http://schemas.microsoft.com/office/2019/extlst" xmlns:r="http://schemas.openxmlformats.org/officeDocument/2006/relationships" xmlns:m="http://schemas.openxmlformats.org/officeDocument/2006/math" xmlns:v="urn:schemas-microsoft-com:vml" xmlns:wp14="http://schemas.microsoft.com/office/word/2010/wordprocessingDrawing" xmlns:wp="http://schemas.openxmlformats.org/drawingml/2006/wordprocessingDrawing" xmlns:w10="urn:schemas-microsoft-com:office:word" xmlns:w="http://schemas.openxmlformats.org/wordprocessingml/2006/main" xmlns:w14="http://schemas.microsoft.com/office/word/2010/wordml" xmlns:w15="http://schemas.microsoft.com/office/word/2012/wordml" xmlns:w16cex="http://schemas.microsoft.com/office/word/2018/wordml/cex" xmlns:w16cid="http://schemas.microsoft.com/office/word/2016/wordml/cid" xmlns:w16="http://schemas.microsoft.com/office/word/2018/wordml" xmlns:w16du="http://schemas.microsoft.com/office/word/2023/wordml/word16du" xmlns:w16sdtdh="http://schemas.microsoft.com/office/word/2020/wordml/sdtdatahash" xmlns:w16sdtfl="http://schemas.microsoft.com/office/word/2024/wordml/sdtformatlock" xmlns:w16se="http://schemas.microsoft.com/office/word/2015/wordml/symex" xmlns:wpg="http://schemas.microsoft.com/office/word/2010/wordprocessingGroup" xmlns:wpi="http://schemas.microsoft.com/office/word/2010/wordprocessingInk" xmlns:wne="http://schemas.microsoft.com/office/word/2006/wordml" xmlns:wps="http://schemas.microsoft.com/office/word/2010/wordprocessingShape" mc:Ignorable="w14 w15 w16se w16cid w16 w16cex w16sdtdh w16sdtfl w16du wp14">
+<w:document xmlns:wpc="http://schemas.microsoft.com/office/word/2010/wordprocessingCanvas" xmlns:cx="http://schemas.microsoft.com/office/drawing/2014/chartex" xmlns:cx1="http://schemas.microsoft.com/office/drawing/2015/9/8/chartex" xmlns:cx2="http://schemas.microsoft.com/office/drawing/2015/10/21/chartex" xmlns:cx3="http://schemas.microsoft.com/office/drawing/2016/5/9/chartex" xmlns:cx4="http://schemas.microsoft.com/office/drawing/2016/5/10/chartex" xmlns:cx5="http://schemas.microsoft.com/office/drawing/2016/5/11/chartex" xmlns:cx6="http://schemas.microsoft.com/office/drawing/2016/5/12/chartex" xmlns:cx7="http://schemas.microsoft.com/office/drawing/2016/5/13/chartex" xmlns:cx8="http://schemas.microsoft.com/office/drawing/2016/5/14/chartex" xmlns:mc="http://schemas.openxmlformats.org/markup-compatibility/2006" xmlns:aink="http://schemas.microsoft.com/office/drawing/2016/ink" xmlns:am3d="http://schemas.microsoft.com/office/drawing/2017/model3d" xmlns:o="urn:schemas-microsoft-com:office:office" xmlns:oel="http://schemas.microsoft.com/office/2019/extlst" xmlns:r="http://schemas.openxmlformats.org/officeDocument/2006/relationships" xmlns:m="http://schemas.openxmlformats.org/officeDocument/2006/math" xmlns:v="urn:schemas-microsoft-com:vml" xmlns:wp14="http://schemas.microsoft.com/office/word/2010/wordprocessingDrawing" xmlns:wp="http://schemas.openxmlformats.org/drawingml/2006/wordprocessingDrawing" xmlns:w10="urn:schemas-microsoft-com:office:word" xmlns:w="http://schemas.openxmlformats.org/wordprocessingml/2006/main" xmlns:w14="http://schemas.microsoft.com/office/word/2010/wordml" xmlns:w15="http://schemas.microsoft.com/office/word/2012/wordml" xmlns:w16cex="http://schemas.microsoft.com/office/word/2018/wordml/cex" xmlns:w16cid="http://schemas.microsoft.com/office/word/2016/wordml/cid" xmlns:w16="http://schemas.microsoft.com/office/word/2018/wordml" xmlns:w16du="http://schemas.microsoft.com/office/word/2023/wordml/word16du" xmlns:w16sdtdh="http://schemas.microsoft.com/office/word/2020/wordml/sdtdatahash" xmlns:w16se="http://schemas.microsoft.com/office/word/2015/wordml/symex" xmlns:wpg="http://schemas.microsoft.com/office/word/2010/wordprocessingGroup" xmlns:wpi="http://schemas.microsoft.com/office/word/2010/wordprocessingInk" xmlns:wne="http://schemas.microsoft.com/office/word/2006/wordml" xmlns:wps="http://schemas.microsoft.com/office/word/2010/wordprocessingShape" mc:Ignorable="w14 w15 w16se w16cid w16 w16cex w16sdtdh w16du wp14">
   <w:body>
     <w:p>
       <w:pPr>
-        <w:rPr>
-          <w:rFonts w:eastAsia="Times New Roman"/>
-          <w:sz w:val="24"/>
-          <w:szCs w:val="24"/>
-        </w:rPr>
-      </w:pPr>
-      <w:r>
-        <w:rPr>
-          <w:rFonts w:eastAsia="Times New Roman"/>
-          <w:sz w:val="24"/>
-          <w:szCs w:val="24"/>
+        <w:pStyle w:val="1"/>
+        <w:rPr>
+          <w:rFonts w:eastAsia="Times New Roman"/>
+        </w:rPr>
+      </w:pPr>
+      <w:r>
+        <w:rPr>
+          <w:rFonts w:eastAsia="Times New Roman"/>
         </w:rPr>
         <w:t>Могу</w:t>
       </w:r>
@@ -27,8 +24,6 @@
       <w:r>
         <w:rPr>
           <w:rFonts w:eastAsia="Times New Roman"/>
-          <w:sz w:val="24"/>
-          <w:szCs w:val="24"/>
         </w:rPr>
         <w:t>ли я записаться на платное обучение?</w:t>
       </w:r>
@@ -52,35 +47,14 @@
     </w:p>
     <w:p>
       <w:pPr>
-        <w:rPr>
-          <w:rFonts w:eastAsia="Times New Roman"/>
-          <w:sz w:val="24"/>
-          <w:szCs w:val="24"/>
-        </w:rPr>
-      </w:pPr>
-    </w:p>
-    <w:p>
-      <w:pPr>
-        <w:rPr>
-          <w:rFonts w:eastAsia="Times New Roman"/>
-          <w:sz w:val="24"/>
-          <w:szCs w:val="24"/>
-        </w:rPr>
-      </w:pPr>
-    </w:p>
-    <w:p>
-      <w:pPr>
-        <w:rPr>
-          <w:rFonts w:eastAsia="Times New Roman"/>
-          <w:sz w:val="24"/>
-          <w:szCs w:val="24"/>
-        </w:rPr>
-      </w:pPr>
-      <w:r>
-        <w:rPr>
-          <w:rFonts w:eastAsia="Times New Roman"/>
-          <w:sz w:val="24"/>
-          <w:szCs w:val="24"/>
+        <w:pStyle w:val="1"/>
+        <w:rPr>
+          <w:rFonts w:eastAsia="Times New Roman"/>
+        </w:rPr>
+      </w:pPr>
+      <w:r>
+        <w:rPr>
+          <w:rFonts w:eastAsia="Times New Roman"/>
         </w:rPr>
         <w:t>Как стать волонтером Сбера?</w:t>
       </w:r>
@@ -110,29 +84,150 @@
           <w:szCs w:val="24"/>
         </w:rPr>
       </w:pPr>
-    </w:p>
-    <w:p>
-      <w:pPr>
-        <w:rPr>
-          <w:rFonts w:eastAsia="Times New Roman"/>
-          <w:sz w:val="24"/>
-          <w:szCs w:val="24"/>
-        </w:rPr>
-      </w:pPr>
-    </w:p>
-    <w:p>
-      <w:pPr>
-        <w:rPr>
-          <w:rFonts w:eastAsia="Times New Roman"/>
-          <w:sz w:val="24"/>
-          <w:szCs w:val="24"/>
-        </w:rPr>
-      </w:pPr>
-      <w:r>
-        <w:rPr>
-          <w:rFonts w:eastAsia="Times New Roman"/>
-          <w:sz w:val="24"/>
-          <w:szCs w:val="24"/>
+      <w:r>
+        <w:rPr>
+          <w:noProof/>
+        </w:rPr>
+        <w:drawing>
+          <wp:inline distT="0" distB="0" distL="0" distR="0" wp14:anchorId="406C4500" wp14:editId="593AE4AA">
+            <wp:extent cx="5000625" cy="914400"/>
+            <wp:effectExtent l="0" t="0" r="9525" b="0"/>
+            <wp:docPr id="327279219" name="Рисунок 1" descr="Вопросы и ответы о КСП"/>
+            <wp:cNvGraphicFramePr>
+              <a:graphicFrameLocks xmlns:a="http://schemas.openxmlformats.org/drawingml/2006/main" noChangeAspect="1"/>
+            </wp:cNvGraphicFramePr>
+            <a:graphic xmlns:a="http://schemas.openxmlformats.org/drawingml/2006/main">
+              <a:graphicData uri="http://schemas.openxmlformats.org/drawingml/2006/picture">
+                <pic:pic xmlns:pic="http://schemas.openxmlformats.org/drawingml/2006/picture">
+                  <pic:nvPicPr>
+                    <pic:cNvPr id="0" name="Picture 1" descr="Вопросы и ответы о КСП"/>
+                    <pic:cNvPicPr>
+                      <a:picLocks noChangeAspect="1" noChangeArrowheads="1"/>
+                    </pic:cNvPicPr>
+                  </pic:nvPicPr>
+                  <pic:blipFill>
+                    <a:blip r:embed="rId5">
+                      <a:extLst>
+                        <a:ext uri="{28A0092B-C50C-407E-A947-70E740481C1C}">
+                          <a14:useLocalDpi xmlns:a14="http://schemas.microsoft.com/office/drawing/2010/main" val="0"/>
+                        </a:ext>
+                      </a:extLst>
+                    </a:blip>
+                    <a:srcRect/>
+                    <a:stretch>
+                      <a:fillRect/>
+                    </a:stretch>
+                  </pic:blipFill>
+                  <pic:spPr bwMode="auto">
+                    <a:xfrm>
+                      <a:off x="0" y="0"/>
+                      <a:ext cx="5000625" cy="914400"/>
+                    </a:xfrm>
+                    <a:prstGeom prst="rect">
+                      <a:avLst/>
+                    </a:prstGeom>
+                    <a:noFill/>
+                    <a:ln>
+                      <a:noFill/>
+                    </a:ln>
+                  </pic:spPr>
+                </pic:pic>
+              </a:graphicData>
+            </a:graphic>
+          </wp:inline>
+        </w:drawing>
+      </w:r>
+    </w:p>
+    <w:p>
+      <w:pPr>
+        <w:rPr>
+          <w:rFonts w:eastAsia="Times New Roman"/>
+          <w:sz w:val="24"/>
+          <w:szCs w:val="24"/>
+        </w:rPr>
+      </w:pPr>
+      <w:r>
+        <w:rPr>
+          <w:noProof/>
+        </w:rPr>
+        <w:drawing>
+          <wp:inline distT="0" distB="0" distL="0" distR="0" wp14:anchorId="1CDFF5C3" wp14:editId="50D45043">
+            <wp:extent cx="1847850" cy="1752600"/>
+            <wp:effectExtent l="0" t="0" r="0" b="0"/>
+            <wp:docPr id="1041030451" name="Рисунок 1" descr="Ты крутой"/>
+            <wp:cNvGraphicFramePr>
+              <a:graphicFrameLocks xmlns:a="http://schemas.openxmlformats.org/drawingml/2006/main" noChangeAspect="1"/>
+            </wp:cNvGraphicFramePr>
+            <a:graphic xmlns:a="http://schemas.openxmlformats.org/drawingml/2006/main">
+              <a:graphicData uri="http://schemas.openxmlformats.org/drawingml/2006/picture">
+                <pic:pic xmlns:pic="http://schemas.openxmlformats.org/drawingml/2006/picture">
+                  <pic:nvPicPr>
+                    <pic:cNvPr id="0" name="Picture 1" descr="Ты крутой"/>
+                    <pic:cNvPicPr>
+                      <a:picLocks noChangeAspect="1" noChangeArrowheads="1"/>
+                    </pic:cNvPicPr>
+                  </pic:nvPicPr>
+                  <pic:blipFill>
+                    <a:blip r:embed="rId6">
+                      <a:extLst>
+                        <a:ext uri="{28A0092B-C50C-407E-A947-70E740481C1C}">
+                          <a14:useLocalDpi xmlns:a14="http://schemas.microsoft.com/office/drawing/2010/main" val="0"/>
+                        </a:ext>
+                      </a:extLst>
+                    </a:blip>
+                    <a:srcRect/>
+                    <a:stretch>
+                      <a:fillRect/>
+                    </a:stretch>
+                  </pic:blipFill>
+                  <pic:spPr bwMode="auto">
+                    <a:xfrm>
+                      <a:off x="0" y="0"/>
+                      <a:ext cx="1847850" cy="1752600"/>
+                    </a:xfrm>
+                    <a:prstGeom prst="rect">
+                      <a:avLst/>
+                    </a:prstGeom>
+                    <a:noFill/>
+                    <a:ln>
+                      <a:noFill/>
+                    </a:ln>
+                  </pic:spPr>
+                </pic:pic>
+              </a:graphicData>
+            </a:graphic>
+          </wp:inline>
+        </w:drawing>
+      </w:r>
+    </w:p>
+    <w:p>
+      <w:pPr>
+        <w:rPr>
+          <w:rFonts w:eastAsia="Times New Roman"/>
+          <w:sz w:val="24"/>
+          <w:szCs w:val="24"/>
+        </w:rPr>
+      </w:pPr>
+    </w:p>
+    <w:p>
+      <w:pPr>
+        <w:rPr>
+          <w:rFonts w:eastAsia="Times New Roman"/>
+          <w:sz w:val="24"/>
+          <w:szCs w:val="24"/>
+        </w:rPr>
+      </w:pPr>
+    </w:p>
+    <w:p>
+      <w:pPr>
+        <w:pStyle w:val="1"/>
+        <w:rPr>
+          <w:rFonts w:eastAsia="Times New Roman"/>
+        </w:rPr>
+      </w:pPr>
+      <w:r>
+        <w:rPr>
+          <w:rFonts w:eastAsia="Times New Roman"/>
         </w:rPr>
         <w:t>Как записаться к психологу?</w:t>
       </w:r>
@@ -162,29 +257,88 @@
           <w:szCs w:val="24"/>
         </w:rPr>
       </w:pPr>
-    </w:p>
-    <w:p>
-      <w:pPr>
-        <w:rPr>
-          <w:rFonts w:eastAsia="Times New Roman"/>
-          <w:sz w:val="24"/>
-          <w:szCs w:val="24"/>
-        </w:rPr>
-      </w:pPr>
-    </w:p>
-    <w:p>
-      <w:pPr>
-        <w:rPr>
-          <w:rFonts w:eastAsia="Times New Roman"/>
-          <w:sz w:val="24"/>
-          <w:szCs w:val="24"/>
-        </w:rPr>
-      </w:pPr>
-      <w:r>
-        <w:rPr>
-          <w:rFonts w:eastAsia="Times New Roman"/>
-          <w:sz w:val="24"/>
-          <w:szCs w:val="24"/>
+      <w:r>
+        <w:rPr>
+          <w:noProof/>
+        </w:rPr>
+        <w:drawing>
+          <wp:inline distT="0" distB="0" distL="0" distR="0" wp14:anchorId="221CDDE9" wp14:editId="240D3201">
+            <wp:extent cx="3028950" cy="1514475"/>
+            <wp:effectExtent l="0" t="0" r="0" b="9525"/>
+            <wp:docPr id="2034410999" name="Рисунок 1" descr="Записаться на прием к психологу: платные услуги психолога"/>
+            <wp:cNvGraphicFramePr>
+              <a:graphicFrameLocks xmlns:a="http://schemas.openxmlformats.org/drawingml/2006/main" noChangeAspect="1"/>
+            </wp:cNvGraphicFramePr>
+            <a:graphic xmlns:a="http://schemas.openxmlformats.org/drawingml/2006/main">
+              <a:graphicData uri="http://schemas.openxmlformats.org/drawingml/2006/picture">
+                <pic:pic xmlns:pic="http://schemas.openxmlformats.org/drawingml/2006/picture">
+                  <pic:nvPicPr>
+                    <pic:cNvPr id="0" name="Picture 1" descr="Записаться на прием к психологу: платные услуги психолога"/>
+                    <pic:cNvPicPr>
+                      <a:picLocks noChangeAspect="1" noChangeArrowheads="1"/>
+                    </pic:cNvPicPr>
+                  </pic:nvPicPr>
+                  <pic:blipFill>
+                    <a:blip r:embed="rId7">
+                      <a:extLst>
+                        <a:ext uri="{28A0092B-C50C-407E-A947-70E740481C1C}">
+                          <a14:useLocalDpi xmlns:a14="http://schemas.microsoft.com/office/drawing/2010/main" val="0"/>
+                        </a:ext>
+                      </a:extLst>
+                    </a:blip>
+                    <a:srcRect/>
+                    <a:stretch>
+                      <a:fillRect/>
+                    </a:stretch>
+                  </pic:blipFill>
+                  <pic:spPr bwMode="auto">
+                    <a:xfrm>
+                      <a:off x="0" y="0"/>
+                      <a:ext cx="3028950" cy="1514475"/>
+                    </a:xfrm>
+                    <a:prstGeom prst="rect">
+                      <a:avLst/>
+                    </a:prstGeom>
+                    <a:noFill/>
+                    <a:ln>
+                      <a:noFill/>
+                    </a:ln>
+                  </pic:spPr>
+                </pic:pic>
+              </a:graphicData>
+            </a:graphic>
+          </wp:inline>
+        </w:drawing>
+      </w:r>
+    </w:p>
+    <w:p>
+      <w:pPr>
+        <w:rPr>
+          <w:rFonts w:eastAsia="Times New Roman"/>
+          <w:sz w:val="24"/>
+          <w:szCs w:val="24"/>
+        </w:rPr>
+      </w:pPr>
+    </w:p>
+    <w:p>
+      <w:pPr>
+        <w:rPr>
+          <w:rFonts w:eastAsia="Times New Roman"/>
+          <w:sz w:val="24"/>
+          <w:szCs w:val="24"/>
+        </w:rPr>
+      </w:pPr>
+    </w:p>
+    <w:p>
+      <w:pPr>
+        <w:pStyle w:val="1"/>
+        <w:rPr>
+          <w:rFonts w:eastAsia="Times New Roman"/>
+        </w:rPr>
+      </w:pPr>
+      <w:r>
+        <w:rPr>
+          <w:rFonts w:eastAsia="Times New Roman"/>
         </w:rPr>
         <w:t>Где я могу получить справку 2-НДФЛ или любую другую?</w:t>
       </w:r>
@@ -226,17 +380,14 @@
     </w:p>
     <w:p>
       <w:pPr>
-        <w:rPr>
-          <w:rFonts w:eastAsia="Times New Roman"/>
-          <w:sz w:val="24"/>
-          <w:szCs w:val="24"/>
-        </w:rPr>
-      </w:pPr>
-      <w:r>
-        <w:rPr>
-          <w:rFonts w:eastAsia="Times New Roman"/>
-          <w:sz w:val="24"/>
-          <w:szCs w:val="24"/>
+        <w:pStyle w:val="1"/>
+        <w:rPr>
+          <w:rFonts w:eastAsia="Times New Roman"/>
+        </w:rPr>
+      </w:pPr>
+      <w:r>
+        <w:rPr>
+          <w:rFonts w:eastAsia="Times New Roman"/>
         </w:rPr>
         <w:t>Где я могу оформить заявку на материальную помощь?</w:t>
       </w:r>
@@ -278,17 +429,14 @@
     </w:p>
     <w:p>
       <w:pPr>
-        <w:rPr>
-          <w:rFonts w:eastAsia="Times New Roman"/>
-          <w:sz w:val="24"/>
-          <w:szCs w:val="24"/>
-        </w:rPr>
-      </w:pPr>
-      <w:r>
-        <w:rPr>
-          <w:rFonts w:eastAsia="Times New Roman"/>
-          <w:sz w:val="24"/>
-          <w:szCs w:val="24"/>
+        <w:pStyle w:val="1"/>
+        <w:rPr>
+          <w:rFonts w:eastAsia="Times New Roman"/>
+        </w:rPr>
+      </w:pPr>
+      <w:r>
+        <w:rPr>
+          <w:rFonts w:eastAsia="Times New Roman"/>
         </w:rPr>
         <w:t>Где я могу посмотреть предложения и скидки от партнеров банка?</w:t>
       </w:r>
@@ -330,19 +478,15 @@
     </w:p>
     <w:p>
       <w:pPr>
-        <w:rPr>
-          <w:rFonts w:eastAsia="Times New Roman"/>
-          <w:sz w:val="24"/>
-          <w:szCs w:val="24"/>
-        </w:rPr>
-      </w:pPr>
-      <w:r>
-        <w:rPr>
-          <w:rFonts w:eastAsia="Times New Roman"/>
-          <w:sz w:val="24"/>
-          <w:szCs w:val="24"/>
-        </w:rPr>
-        <w:lastRenderedPageBreak/>
+        <w:pStyle w:val="1"/>
+        <w:rPr>
+          <w:rFonts w:eastAsia="Times New Roman"/>
+        </w:rPr>
+      </w:pPr>
+      <w:r>
+        <w:rPr>
+          <w:rFonts w:eastAsia="Times New Roman"/>
+        </w:rPr>
         <w:t>Куда обращаться, если мне нужно выйти на работу в выходной день?</w:t>
       </w:r>
     </w:p>
@@ -361,25 +505,7 @@
           <w:sz w:val="24"/>
           <w:szCs w:val="24"/>
         </w:rPr>
-        <w:t xml:space="preserve">В первую очередь, нужно обратиться к владельцу продукта своей команды. Он централизованно подает списки на согласование ИТ лидеру </w:t>
-      </w:r>
-      <w:proofErr w:type="spellStart"/>
-      <w:r>
-        <w:rPr>
-          <w:rFonts w:eastAsia="Times New Roman"/>
-          <w:sz w:val="24"/>
-          <w:szCs w:val="24"/>
-        </w:rPr>
-        <w:t>трайба</w:t>
-      </w:r>
-      <w:proofErr w:type="spellEnd"/>
-      <w:r>
-        <w:rPr>
-          <w:rFonts w:eastAsia="Times New Roman"/>
-          <w:sz w:val="24"/>
-          <w:szCs w:val="24"/>
-        </w:rPr>
-        <w:t xml:space="preserve">. После получения согласования подробная инструкция о ваших дальнейших действиях поступит по корпоративной почте. </w:t>
+        <w:t xml:space="preserve">В первую очередь, нужно обратиться к владельцу продукта своей команды. Он централизованно подает списки на согласование ИТ лидеру трайба. После получения согласования подробная инструкция о ваших дальнейших действиях поступит по корпоративной почте. </w:t>
       </w:r>
     </w:p>
     <w:p>
@@ -404,18 +530,14 @@
     </w:p>
     <w:p>
       <w:pPr>
-        <w:spacing w:after="0" w:line="240" w:lineRule="auto"/>
-        <w:rPr>
-          <w:rFonts w:eastAsia="Times New Roman"/>
-          <w:sz w:val="24"/>
-          <w:szCs w:val="24"/>
-        </w:rPr>
-      </w:pPr>
-      <w:r>
-        <w:rPr>
-          <w:rFonts w:eastAsia="Times New Roman"/>
-          <w:sz w:val="24"/>
-          <w:szCs w:val="24"/>
+        <w:pStyle w:val="1"/>
+        <w:rPr>
+          <w:rFonts w:eastAsia="Times New Roman"/>
+        </w:rPr>
+      </w:pPr>
+      <w:r>
+        <w:rPr>
+          <w:rFonts w:eastAsia="Times New Roman"/>
         </w:rPr>
         <w:t>Куда обращаться, если подрядчику в моей команде нужно совмещение?</w:t>
       </w:r>
@@ -436,7 +558,7 @@
         </w:rPr>
         <w:t xml:space="preserve">Для оформления совмещения нужно написать Давыдовой Ксении </w:t>
       </w:r>
-      <w:hyperlink r:id="rId5" w:history="1">
+      <w:hyperlink r:id="rId8" w:history="1">
         <w:r>
           <w:rPr>
             <w:rFonts w:eastAsia="Times New Roman"/>
@@ -475,17 +597,14 @@
     </w:p>
     <w:p>
       <w:pPr>
-        <w:rPr>
-          <w:rFonts w:eastAsia="Times New Roman"/>
-          <w:sz w:val="24"/>
-          <w:szCs w:val="24"/>
-        </w:rPr>
-      </w:pPr>
-      <w:r>
-        <w:rPr>
-          <w:rFonts w:eastAsia="Times New Roman"/>
-          <w:sz w:val="24"/>
-          <w:szCs w:val="24"/>
+        <w:pStyle w:val="1"/>
+        <w:rPr>
+          <w:rFonts w:eastAsia="Times New Roman"/>
+        </w:rPr>
+      </w:pPr>
+      <w:r>
+        <w:rPr>
+          <w:rFonts w:eastAsia="Times New Roman"/>
         </w:rPr>
         <w:t>Могу ли я перенести или отменить отпуск?</w:t>
       </w:r>
@@ -559,7 +678,7 @@
 </file>
 
 <file path=word/numbering.xml><?xml version="1.0" encoding="utf-8"?>
-<w:numbering xmlns:wpc="http://schemas.microsoft.com/office/word/2010/wordprocessingCanvas" xmlns:cx="http://schemas.microsoft.com/office/drawing/2014/chartex" xmlns:cx1="http://schemas.microsoft.com/office/drawing/2015/9/8/chartex" xmlns:cx2="http://schemas.microsoft.com/office/drawing/2015/10/21/chartex" xmlns:cx3="http://schemas.microsoft.com/office/drawing/2016/5/9/chartex" xmlns:cx4="http://schemas.microsoft.com/office/drawing/2016/5/10/chartex" xmlns:cx5="http://schemas.microsoft.com/office/drawing/2016/5/11/chartex" xmlns:cx6="http://schemas.microsoft.com/office/drawing/2016/5/12/chartex" xmlns:cx7="http://schemas.microsoft.com/office/drawing/2016/5/13/chartex" xmlns:cx8="http://schemas.microsoft.com/office/drawing/2016/5/14/chartex" xmlns:mc="http://schemas.openxmlformats.org/markup-compatibility/2006" xmlns:aink="http://schemas.microsoft.com/office/drawing/2016/ink" xmlns:am3d="http://schemas.microsoft.com/office/drawing/2017/model3d" xmlns:o="urn:schemas-microsoft-com:office:office" xmlns:oel="http://schemas.microsoft.com/office/2019/extlst" xmlns:r="http://schemas.openxmlformats.org/officeDocument/2006/relationships" xmlns:m="http://schemas.openxmlformats.org/officeDocument/2006/math" xmlns:v="urn:schemas-microsoft-com:vml" xmlns:wp14="http://schemas.microsoft.com/office/word/2010/wordprocessingDrawing" xmlns:wp="http://schemas.openxmlformats.org/drawingml/2006/wordprocessingDrawing" xmlns:w10="urn:schemas-microsoft-com:office:word" xmlns:w="http://schemas.openxmlformats.org/wordprocessingml/2006/main" xmlns:w14="http://schemas.microsoft.com/office/word/2010/wordml" xmlns:w15="http://schemas.microsoft.com/office/word/2012/wordml" xmlns:w16cex="http://schemas.microsoft.com/office/word/2018/wordml/cex" xmlns:w16cid="http://schemas.microsoft.com/office/word/2016/wordml/cid" xmlns:w16="http://schemas.microsoft.com/office/word/2018/wordml" xmlns:w16du="http://schemas.microsoft.com/office/word/2023/wordml/word16du" xmlns:w16sdtdh="http://schemas.microsoft.com/office/word/2020/wordml/sdtdatahash" xmlns:w16sdtfl="http://schemas.microsoft.com/office/word/2024/wordml/sdtformatlock" xmlns:w16se="http://schemas.microsoft.com/office/word/2015/wordml/symex" xmlns:wpg="http://schemas.microsoft.com/office/word/2010/wordprocessingGroup" xmlns:wpi="http://schemas.microsoft.com/office/word/2010/wordprocessingInk" xmlns:wne="http://schemas.microsoft.com/office/word/2006/wordml" xmlns:wps="http://schemas.microsoft.com/office/word/2010/wordprocessingShape" mc:Ignorable="w14 w15 w16se w16cid w16 w16cex w16sdtdh w16sdtfl w16du wp14">
+<w:numbering xmlns:wpc="http://schemas.microsoft.com/office/word/2010/wordprocessingCanvas" xmlns:cx="http://schemas.microsoft.com/office/drawing/2014/chartex" xmlns:cx1="http://schemas.microsoft.com/office/drawing/2015/9/8/chartex" xmlns:cx2="http://schemas.microsoft.com/office/drawing/2015/10/21/chartex" xmlns:cx3="http://schemas.microsoft.com/office/drawing/2016/5/9/chartex" xmlns:cx4="http://schemas.microsoft.com/office/drawing/2016/5/10/chartex" xmlns:cx5="http://schemas.microsoft.com/office/drawing/2016/5/11/chartex" xmlns:cx6="http://schemas.microsoft.com/office/drawing/2016/5/12/chartex" xmlns:cx7="http://schemas.microsoft.com/office/drawing/2016/5/13/chartex" xmlns:cx8="http://schemas.microsoft.com/office/drawing/2016/5/14/chartex" xmlns:mc="http://schemas.openxmlformats.org/markup-compatibility/2006" xmlns:aink="http://schemas.microsoft.com/office/drawing/2016/ink" xmlns:am3d="http://schemas.microsoft.com/office/drawing/2017/model3d" xmlns:o="urn:schemas-microsoft-com:office:office" xmlns:oel="http://schemas.microsoft.com/office/2019/extlst" xmlns:r="http://schemas.openxmlformats.org/officeDocument/2006/relationships" xmlns:m="http://schemas.openxmlformats.org/officeDocument/2006/math" xmlns:v="urn:schemas-microsoft-com:vml" xmlns:wp14="http://schemas.microsoft.com/office/word/2010/wordprocessingDrawing" xmlns:wp="http://schemas.openxmlformats.org/drawingml/2006/wordprocessingDrawing" xmlns:w10="urn:schemas-microsoft-com:office:word" xmlns:w="http://schemas.openxmlformats.org/wordprocessingml/2006/main" xmlns:w14="http://schemas.microsoft.com/office/word/2010/wordml" xmlns:w15="http://schemas.microsoft.com/office/word/2012/wordml" xmlns:w16cex="http://schemas.microsoft.com/office/word/2018/wordml/cex" xmlns:w16cid="http://schemas.microsoft.com/office/word/2016/wordml/cid" xmlns:w16="http://schemas.microsoft.com/office/word/2018/wordml" xmlns:w16du="http://schemas.microsoft.com/office/word/2023/wordml/word16du" xmlns:w16sdtdh="http://schemas.microsoft.com/office/word/2020/wordml/sdtdatahash" xmlns:w16se="http://schemas.microsoft.com/office/word/2015/wordml/symex" xmlns:wpg="http://schemas.microsoft.com/office/word/2010/wordprocessingGroup" xmlns:wpi="http://schemas.microsoft.com/office/word/2010/wordprocessingInk" xmlns:wne="http://schemas.microsoft.com/office/word/2006/wordml" xmlns:wps="http://schemas.microsoft.com/office/word/2010/wordprocessingShape" mc:Ignorable="w14 w15 w16se w16cid w16 w16cex w16sdtdh w16du wp14">
   <w:abstractNum w:abstractNumId="0" w15:restartNumberingAfterBreak="0">
     <w:nsid w:val="0B7E217A"/>
     <w:multiLevelType w:val="hybridMultilevel"/>
@@ -796,7 +915,7 @@
 </file>
 
 <file path=word/styles.xml><?xml version="1.0" encoding="utf-8"?>
-<w:styles xmlns:mc="http://schemas.openxmlformats.org/markup-compatibility/2006" xmlns:r="http://schemas.openxmlformats.org/officeDocument/2006/relationships" xmlns:w="http://schemas.openxmlformats.org/wordprocessingml/2006/main" xmlns:w14="http://schemas.microsoft.com/office/word/2010/wordml" xmlns:w15="http://schemas.microsoft.com/office/word/2012/wordml" xmlns:w16cex="http://schemas.microsoft.com/office/word/2018/wordml/cex" xmlns:w16cid="http://schemas.microsoft.com/office/word/2016/wordml/cid" xmlns:w16="http://schemas.microsoft.com/office/word/2018/wordml" xmlns:w16du="http://schemas.microsoft.com/office/word/2023/wordml/word16du" xmlns:w16sdtdh="http://schemas.microsoft.com/office/word/2020/wordml/sdtdatahash" xmlns:w16sdtfl="http://schemas.microsoft.com/office/word/2024/wordml/sdtformatlock" xmlns:w16se="http://schemas.microsoft.com/office/word/2015/wordml/symex" mc:Ignorable="w14 w15 w16se w16cid w16 w16cex w16sdtdh w16sdtfl w16du">
+<w:styles xmlns:mc="http://schemas.openxmlformats.org/markup-compatibility/2006" xmlns:r="http://schemas.openxmlformats.org/officeDocument/2006/relationships" xmlns:w="http://schemas.openxmlformats.org/wordprocessingml/2006/main" xmlns:w14="http://schemas.microsoft.com/office/word/2010/wordml" xmlns:w15="http://schemas.microsoft.com/office/word/2012/wordml" xmlns:w16cex="http://schemas.microsoft.com/office/word/2018/wordml/cex" xmlns:w16cid="http://schemas.microsoft.com/office/word/2016/wordml/cid" xmlns:w16="http://schemas.microsoft.com/office/word/2018/wordml" xmlns:w16du="http://schemas.microsoft.com/office/word/2023/wordml/word16du" xmlns:w16sdtdh="http://schemas.microsoft.com/office/word/2020/wordml/sdtdatahash" xmlns:w16se="http://schemas.microsoft.com/office/word/2015/wordml/symex" mc:Ignorable="w14 w15 w16se w16cid w16 w16cex w16sdtdh w16du">
   <w:docDefaults>
     <w:rPrDefault>
       <w:rPr>
@@ -1194,6 +1313,27 @@
     <w:name w:val="Normal"/>
     <w:qFormat/>
   </w:style>
+  <w:style w:type="paragraph" w:styleId="1">
+    <w:name w:val="heading 1"/>
+    <w:basedOn w:val="a"/>
+    <w:next w:val="a"/>
+    <w:link w:val="10"/>
+    <w:uiPriority w:val="9"/>
+    <w:qFormat/>
+    <w:rsid w:val="00DC76FE"/>
+    <w:pPr>
+      <w:keepNext/>
+      <w:keepLines/>
+      <w:spacing w:before="240" w:after="0"/>
+      <w:outlineLvl w:val="0"/>
+    </w:pPr>
+    <w:rPr>
+      <w:rFonts w:asciiTheme="majorHAnsi" w:eastAsiaTheme="majorEastAsia" w:hAnsiTheme="majorHAnsi" w:cstheme="majorBidi"/>
+      <w:color w:val="2F5496" w:themeColor="accent1" w:themeShade="BF"/>
+      <w:sz w:val="32"/>
+      <w:szCs w:val="32"/>
+    </w:rPr>
+  </w:style>
   <w:style w:type="character" w:default="1" w:styleId="a0">
     <w:name w:val="Default Paragraph Font"/>
     <w:uiPriority w:val="1"/>
@@ -1245,6 +1385,19 @@
     <w:rPr>
       <w:color w:val="0563C1"/>
       <w:u w:val="single"/>
+    </w:rPr>
+  </w:style>
+  <w:style w:type="character" w:customStyle="1" w:styleId="10">
+    <w:name w:val="Заголовок 1 Знак"/>
+    <w:basedOn w:val="a0"/>
+    <w:link w:val="1"/>
+    <w:uiPriority w:val="9"/>
+    <w:rsid w:val="00DC76FE"/>
+    <w:rPr>
+      <w:rFonts w:asciiTheme="majorHAnsi" w:eastAsiaTheme="majorEastAsia" w:hAnsiTheme="majorHAnsi" w:cstheme="majorBidi"/>
+      <w:color w:val="2F5496" w:themeColor="accent1" w:themeShade="BF"/>
+      <w:sz w:val="32"/>
+      <w:szCs w:val="32"/>
     </w:rPr>
   </w:style>
 </w:styles>
